--- a/FearNotTheSecondDeath.docx
+++ b/FearNotTheSecondDeath.docx
@@ -1069,7 +1069,7 @@
           <w:sz w:val="23"/>
           <w:szCs w:val="23"/>
         </w:rPr>
-        <w:t xml:space="preserve"> They were slain “for the word of God, and for the testimony,” the same two testimonies the two witnesses carry. The Shepherd’s Gathering shows that most of them are the 144,000, God’s sealed servants, killed by Babylon only after their testimony was finished (Revelation 11:7; 17:6).</w:t>
+        <w:t xml:space="preserve"> They were slain “for the word of God, and for the testimony,” the same message the two witnesses, the Holy Spirit and the Word of God, give through God’s servants. The Shepherd’s Gathering shows that most of them are the 144,000, God’s sealed servants, killed by Babylon only after their testimony was finished (Revelation 11:7; 17:6).</w:t>
       </w:r>
     </w:p>
     <w:p>
@@ -5481,7 +5481,7 @@
           <w:sz w:val="23"/>
           <w:szCs w:val="23"/>
         </w:rPr>
-        <w:t xml:space="preserve">John saw that bride: the holy city, “prepared as a bride adorned for her husband” (Revelation 21:2). The two testimonies, Old and New, stand together in it: the names of “the twelve tribes of the children of Israel” on its gates, and “the twelve apostles of the Lamb” on its foundations (21:12, 14). The day of vengeance has passed, and the comfort Isaiah promised has come.</w:t>
+        <w:t>John saw that bride: the holy city, “prepared as a bride adorned for her husband” (Revelation 21:2). God’s people of both Testaments stand together in it: the names of “the twelve tribes of the children of Israel” on its gates, and “the twelve apostles of the Lamb” on its foundations (21:12, 14). The day of vengeance has passed, and the comfort Isaiah promised has come.</w:t>
       </w:r>
     </w:p>
     <w:p>

--- a/FearNotTheSecondDeath.docx
+++ b/FearNotTheSecondDeath.docx
@@ -1069,7 +1069,7 @@
           <w:sz w:val="23"/>
           <w:szCs w:val="23"/>
         </w:rPr>
-        <w:t xml:space="preserve"> They were slain “for the word of God, and for the testimony,” the same message the two witnesses, the Holy Spirit and the Word of God, give through God’s servants. The Shepherd’s Gathering shows that most of them are the 144,000, God’s sealed servants, killed by Babylon only after their testimony was finished (Revelation 11:7; 17:6).</w:t>
+        <w:t xml:space="preserve"> They were slain “for the word of God, and for the testimony,” the same message the two witnesses, the Holy Spirit and the Word of God, give through God’s servants. They are the faithful martyrs of every age, “from the blood of righteous Abel” (Matthew 23:35), for in Babylon “was found the blood of prophets, and of saints, and of all that were slain upon the earth” (Revelation 18:24). They wait for their last fellowservants, the 144,000, God’s sealed servants, killed when their testimony is finished (Revelation 6:11; 11:7), and for the rest of God’s people, His church and bride, who remain alive, refuse the beast and his mark, and keep the faith. The dead and the living rise and are “caught up together” (1 Thessalonians 4:17), for “they without us should not be made perfect” (Hebrews 11:40).</w:t>
       </w:r>
     </w:p>
     <w:p>
@@ -1111,7 +1111,7 @@
           <w:sz w:val="23"/>
           <w:szCs w:val="23"/>
         </w:rPr>
-        <w:t xml:space="preserve"> (G5590), also means “life” (as in Matthew 16:25). So the martyrs’ lives were poured out like an offering at the foot of God’s altar. Paul spoke of his own death the same way: “I am now ready to be offered” (2 Timothy 4:6).</w:t>
+        <w:t xml:space="preserve"> (G5590), also means “life” (as in Matthew 16:25). So the martyrs’ lives were poured out like an offering at the foot of God’s altar. Paul spoke of his own death the same way: “I am now ready to be offered, and the time of my departure is at hand. I have fought a good fight, I have finished my course, I have kept the faith: Henceforth there is laid up for me a crown of righteousness, which the Lord, the righteous judge, shall give me at that day: and not to me only, but unto all them also that love his appearing” (2 Timothy 4:6-8). The crown waits for “that day,” His appearing, for every martyr and every believer who keeps the faith.</w:t>
       </w:r>
     </w:p>
     <w:p>
@@ -2304,7 +2304,7 @@
           <w:sz w:val="23"/>
           <w:szCs w:val="23"/>
         </w:rPr>
-        <w:t xml:space="preserve"> (G12). In the Greek Old Testament the apostles read, it is the word for “the deep” in Genesis 1:2: “darkness was upon the face of the deep.” Satan is bound to a world returned to darkness and emptiness, with no one left to deceive. Isaiah saw the same scene: the kings of the earth “shall be gathered together, as prisoners are gathered in the pit, and shall be shut up in the prison, and after many days shall they be visited” (Isaiah 24:22). </w:t>
+        <w:t xml:space="preserve"> (G12). In the Greek Old Testament the apostles read, it is the word for “the deep” in Genesis 1:2: “darkness was upon the face of the deep.” It is also the spirit realm where Satan and his angels are held now, unable to appear physically, “the deep” the devils begged not to be sent into (Luke 8:31). At the fifth trumpet God allows Satan to come up out of it and appear (Revelation 9:1-2; 17:8), and at His coming Jesus destroys that visible presence “with the brightness of his coming” (2 Thessalonians 2:8) and returns him to the abyss. Satan is bound to a world returned to darkness and emptiness, with no one left to deceive. Isaiah saw the same scene: the kings of the earth “shall be gathered together, as prisoners are gathered in the pit, and shall be shut up in the prison, and after many days shall they be visited” (Isaiah 24:22). </w:t>
       </w:r>
       <w:r>
         <w:rPr>
@@ -3202,7 +3202,7 @@
           <w:sz w:val="23"/>
           <w:szCs w:val="23"/>
         </w:rPr>
-        <w:t xml:space="preserve"> Their number is “as the sand of the sea.” They are all the nations and empires that refused God since sin entered the world, the same nations Satan “deceiveth” through history (12:9; 18:23). The name Magog reaches back to the first nations listed after the flood: “The sons of Japheth; Gomer, and Magog” (Genesis 10:2). Ezekiel used “Gog, the land of Magog” for a final enemy gathered from many peoples (Ezekiel 38:2-6).</w:t>
+        <w:t xml:space="preserve"> Their number is “as the sand of the sea.” They are all the nations and empires that refused God since sin entered the world, the same nations Satan “deceiveth” through history (12:9; 18:23). The name Magog reaches back to the first nations listed after the flood: “The sons of Japheth; Gomer, and Magog” (Genesis 10:2). Ezekiel used “Gog, the land of Magog” for a final enemy gathered from many peoples (Ezekiel 38:2-6). In this research Gog is the prophetic identity of the devil, the same character as John’s dragon, and Magog the nations he leads. Ezekiel’s prophecy was first given conditionally (Jeremiah 18:9-10), and it is fulfilled in a greater way here, when “fire came down from God out of heaven, and devoured them” (Revelation 20:9); “I will send a fire on Magog” (Ezekiel 39:6).</w:t>
       </w:r>
     </w:p>
     <w:p>
@@ -4852,7 +4852,7 @@
           <w:sz w:val="23"/>
           <w:szCs w:val="23"/>
         </w:rPr>
-        <w:t xml:space="preserve"> “They were judged every man according to their works” (Revelation 20:13). Some receive “many stripes,” some “few” (Luke 12:47-48). Then “he will make an utter end: affliction shall not rise up the second time” (Nahum 1:9).</w:t>
+        <w:t xml:space="preserve"> “They were judged every man according to their works” (Revelation 20:13). Some receive “many stripes,” some “few” (Luke 12:47-48). Then “he will make an utter end: affliction shall not rise up the second time” (Nahum 1:9). And the “no rest day nor night” of Revelation 14:11 describes, in this research’s reading, those who take the mark during the great tribulation: their choice is final, and they have no peace while the Spirit “will reprove the world of sin, and of righteousness, and of judgment” (John 16:8), until God’s offer of salvation ends at the seventh trumpet (Revelation 10:7; 11:15-19).</w:t>
       </w:r>
     </w:p>
     <w:p>

--- a/FearNotTheSecondDeath.docx
+++ b/FearNotTheSecondDeath.docx
@@ -1023,7 +1023,7 @@
           <w:sz w:val="23"/>
           <w:szCs w:val="23"/>
         </w:rPr>
-        <w:t xml:space="preserve">The fifth seal shows the martyrs asking for justice, and God telling them to rest a little longer. It opens during the great tribulation, with the sixth trumpet (see “The Jubilee Calendar and the Story of the End”):</w:t>
+        <w:t>The fifth seal shows the martyrs asking for justice, and God telling them to rest a little longer. It opens during the great tribulation, with the fifth trumpet (see “The Jubilee Calendar and the Story of the End”):</w:t>
       </w:r>
     </w:p>
     <w:p>
@@ -7077,7 +7077,7 @@
                 <w:sz w:val="18"/>
                 <w:szCs w:val="18"/>
               </w:rPr>
-              <w:t xml:space="preserve">About day 1,260</w:t>
+              <w:t>About day 1,260-1,264</w:t>
             </w:r>
           </w:p>
         </w:tc>
